--- a/downloads/documents/04 Units/Unit 07 - Capstone - Launch Career Readiness and FACS Shark Tank/Lesson 07.07 - Big Idea Factory.docx
+++ b/downloads/documents/04 Units/Unit 07 - Capstone - Launch Career Readiness and FACS Shark Tank/Lesson 07.07 - Big Idea Factory.docx
@@ -1245,7 +1245,7 @@
         <w:pStyle w:val="Compact"/>
       </w:pPr>
       <w:r>
-        <w:t xml:space="preserve">ELL: the six area signs are one word each with a picture description, so no reading is required to know where to stand. The problem scan sheet accepts drawings and single words, not sentences. The filter sheet’s three questions and the role cards are printed in Turkish, Portuguese, and Spanish alongside English, from</w:t>
+        <w:t xml:space="preserve">ELL: the six area signs are one word each with a picture description, so no reading is required to know where to stand. The problem scan sheet accepts drawings and single words, not sentences. The filter sheet’s three questions and the role cards are printed in Spanish alongside English, from</w:t>
       </w:r>
       <w:r>
         <w:t xml:space="preserve"> </w:t>
@@ -1257,7 +1257,7 @@
         <w:t xml:space="preserve">Vocabulary 07.md</w:t>
       </w:r>
       <w:r>
-        <w:t xml:space="preserve">. Sentence frames in all four languages:</w:t>
+        <w:t xml:space="preserve">. Sentence frames in English and Spanish:</w:t>
       </w:r>
       <w:r>
         <w:t xml:space="preserve"> </w:t>
@@ -2004,7 +2004,7 @@
     <w:sectPr>
       <w:headerReference w:type="default" r:id="rId9"/>
       <w:pgSz w:w="12240" w:h="15840"/>
-      <w:pgMar w:top="1440" w:bottom="1440" w:left="1440" w:right="1440" w:header="504"/>
+      <w:pgMar w:top="1296" w:bottom="1296" w:left="1296" w:right="1296" w:header="504"/>
     </w:sectPr>
   </w:body>
 </w:document>

--- a/downloads/documents/04 Units/Unit 07 - Capstone - Launch Career Readiness and FACS Shark Tank/Lesson 07.07 - Big Idea Factory.docx
+++ b/downloads/documents/04 Units/Unit 07 - Capstone - Launch Career Readiness and FACS Shark Tank/Lesson 07.07 - Big Idea Factory.docx
@@ -1986,7 +1986,7 @@
         <w:pStyle w:val="Compact"/>
       </w:pPr>
       <w:r>
-        <w:t xml:space="preserve">Teams of three, not four. Four means one student watches.</w:t>
+        <w:t xml:space="preserve">Teams of three, not four. Four means one student watches. The unit is written for a class of 30, which is ten teams of three; a class of 27 makes nine teams, and the judge sheet’s timing table covers nine.</w:t>
       </w:r>
     </w:p>
     <w:p>
